--- a/homework/hw-11.docx
+++ b/homework/hw-11.docx
@@ -7,7 +7,7 @@
         <w:pStyle w:val="Title"/>
       </w:pPr>
       <w:r>
-        <w:t xml:space="preserve">Homework 11 · Cleaning Data for Regression + Project Checkpoint 3</w:t>
+        <w:t xml:space="preserve">Homework 10 · Cleaning Data for Regression + Project Checkpoint 3</w:t>
       </w:r>
     </w:p>
     <w:p>
@@ -15,7 +15,7 @@
         <w:pStyle w:val="Subtitle"/>
       </w:pPr>
       <w:r>
-        <w:t xml:space="preserve">CRJU 705 · due by 11:59 pm Sunday ahead of Session 12</w:t>
+        <w:t xml:space="preserve">CRJU 705 · due by 11:59 pm Sunday, November 8 (ahead of Session 11)</w:t>
       </w:r>
     </w:p>
     <w:p>
@@ -115,7 +115,7 @@
         <w:t xml:space="preserve"> </w:t>
       </w:r>
       <w:r>
-        <w:t xml:space="preserve">the data — getting it into a shape where a model will even run, and where the numbers it returns mean what you think they mean. That’s not a detour from analysis; it</w:t>
+        <w:t xml:space="preserve">the data: getting it into a shape where a model will even run, and where the numbers it returns mean what you think they mean. That’s not a detour from analysis; it</w:t>
       </w:r>
       <w:r>
         <w:t xml:space="preserve"> </w:t>
@@ -169,10 +169,7 @@
         </w:r>
       </w:hyperlink>
       <w:r>
-        <w:t xml:space="preserve"> </w:t>
-      </w:r>
-      <w:r>
-        <w:t xml:space="preserve">— the same toolkit from Labs 3–6.)</w:t>
+        <w:t xml:space="preserve">, the same toolkit from Labs 3 to 6.)</w:t>
       </w:r>
     </w:p>
     <w:bookmarkStart w:id="21" w:name="setup"/>
@@ -325,7 +322,7 @@
           <w:b/>
           <w:bCs/>
         </w:rPr>
-        <w:t xml:space="preserve">burnout score that is supposed to run 0–100</w:t>
+        <w:t xml:space="preserve">burnout score that is supposed to run 0 to 100</w:t>
       </w:r>
       <w:r>
         <w:t xml:space="preserve">. Your eventual model:</w:t>
@@ -522,7 +519,7 @@
         <w:t xml:space="preserve"> </w:t>
       </w:r>
       <w:r>
-        <w:t xml:space="preserve">to confirm exactly three shifts remain — and report the three counts.</w:t>
+        <w:t xml:space="preserve">to confirm exactly three shifts remain, and report the three counts.</w:t>
       </w:r>
     </w:p>
     <w:p>
@@ -586,7 +583,7 @@
         <w:t xml:space="preserve">code</w:t>
       </w:r>
       <w:r>
-        <w:t xml:space="preserve">, not a score — left as a number, it will poison every mean, SD, and slope downstream. Convert it:</w:t>
+        <w:t xml:space="preserve">, not a score: left as a number, it will poison every mean, SD, and slope downstream. Convert it:</w:t>
       </w:r>
       <w:r>
         <w:t xml:space="preserve"> </w:t>
@@ -610,10 +607,7 @@
         <w:t xml:space="preserve">NA</w:t>
       </w:r>
       <w:r>
-        <w:t xml:space="preserve"> </w:t>
-      </w:r>
-      <w:r>
-        <w:t xml:space="preserve">—</w:t>
+        <w:t xml:space="preserve">;</w:t>
       </w:r>
       <w:r>
         <w:t xml:space="preserve"> </w:t>
@@ -919,7 +913,7 @@
         <w:t xml:space="preserve">summary()</w:t>
       </w:r>
       <w:r>
-        <w:t xml:space="preserve">, then make the residuals-vs-fitted plot from Lab 11.</w:t>
+        <w:t xml:space="preserve">, then make the residuals-vs-fitted plot from Lab 10.</w:t>
       </w:r>
       <w:r>
         <w:t xml:space="preserve"> </w:t>
@@ -1083,7 +1077,7 @@
         </w:numPr>
       </w:pPr>
       <w:r>
-        <w:t xml:space="preserve">One holding-constant sentence per predictor —</w:t>
+        <w:t xml:space="preserve">One holding-constant sentence per predictor,</w:t>
       </w:r>
       <w:r>
         <w:t xml:space="preserve"> </w:t>
@@ -1111,7 +1105,7 @@
         </w:numPr>
       </w:pPr>
       <w:r>
-        <w:t xml:space="preserve">Neither predictor reaches conventional significance in this sample. Write the honest version of that finding in one sentence — what the data do and don’t show about overtime, sleep, and burnout here. (</w:t>
+        <w:t xml:space="preserve">Neither predictor reaches conventional significance in this sample. Write the honest version of that finding in one sentence: what the data do and don’t show about overtime, sleep, and burnout here. (</w:t>
       </w:r>
       <w:r>
         <w:t xml:space="preserve">“We found no reliable association…”</w:t>
@@ -1406,7 +1400,7 @@
     <w:tbl>
       <w:tblPr>
         <w:tblStyle w:val="Table"/>
-        <w:tblInd w:w="164" w:type="dxa"/>
+        <w:tblLook w:firstRow="0" w:lastRow="0" w:firstColumn="0" w:lastColumn="0" w:noHBand="0" w:noVBand="0" w:val="0000"/>
         <w:tblBorders>
           <w:left w:val="single" w:sz="24" w:space="0" w:color="CC1914"/>
         </w:tblBorders>
@@ -1414,11 +1408,8 @@
           <w:left w:w="0" w:type="dxa"/>
           <w:right w:w="0" w:type="dxa"/>
         </w:tblCellMar>
-        <w:tblLook w:firstRow="0" w:lastRow="0" w:firstColumn="0" w:lastColumn="0" w:noHBand="0" w:noVBand="0" w:val="0000"/>
+        <w:tblInd w:w="164" w:type="dxa"/>
       </w:tblPr>
-      <w:tblGrid>
-        <w:gridCol w:w="7920"/>
-      </w:tblGrid>
       <w:tr>
         <w:trPr>
           <w:cantSplit/>
@@ -1448,7 +1439,7 @@
                     <a:graphicData uri="http://schemas.openxmlformats.org/drawingml/2006/picture">
                       <pic:pic>
                         <pic:nvPicPr>
-                          <pic:cNvPr descr="/Users/mourtgosstudio/opt/share/formats/docx/important.png" id="26" name="Picture"/>
+                          <pic:cNvPr descr="/Applications/RStudio.app/Contents/Resources/app/quarto/share/formats/docx/important.png" id="26" name="Picture"/>
                           <pic:cNvPicPr>
                             <a:picLocks noChangeArrowheads="1" noChangeAspect="1"/>
                           </pic:cNvPicPr>
@@ -1509,7 +1500,7 @@
               <w:t xml:space="preserve"> </w:t>
             </w:r>
             <w:r>
-              <w:t xml:space="preserve">Checkpoint 3 of 4: you described your variables in Checkpoint 1 and explored the bivariate relationships in Checkpoint 2 — now you fit the</w:t>
+              <w:t xml:space="preserve">Checkpoint 3 of 4: you described your variables in Checkpoint 1 (Homework 8) and explored the correlations among them in Checkpoint 2 (midterm week); now you fit the</w:t>
             </w:r>
             <w:r>
               <w:t xml:space="preserve"> </w:t>
@@ -1538,10 +1529,7 @@
               <w:t xml:space="preserve">completion and quality of reasoning</w:t>
             </w:r>
             <w:r>
-              <w:t xml:space="preserve"> </w:t>
-            </w:r>
-            <w:r>
-              <w:t xml:space="preserve">— not on whether the model comes out significant, and not on polish. A model that comes out null, weird, or broken —</w:t>
+              <w:t xml:space="preserve">, not on whether the model comes out significant, and not on polish. A model that comes out null, weird, or broken,</w:t>
             </w:r>
             <w:r>
               <w:t xml:space="preserve"> </w:t>
@@ -1554,10 +1542,7 @@
               <w:t xml:space="preserve">noticed and discussed</w:t>
             </w:r>
             <w:r>
-              <w:t xml:space="preserve"> </w:t>
-            </w:r>
-            <w:r>
-              <w:t xml:space="preserve">— is a successful checkpoint.</w:t>
+              <w:t xml:space="preserve">, is a successful checkpoint.</w:t>
             </w:r>
           </w:p>
         </w:tc>
@@ -1626,7 +1611,7 @@
           <w:b/>
           <w:bCs/>
         </w:rPr>
-        <w:t xml:space="preserve">2–3 predictors</w:t>
+        <w:t xml:space="preserve">2 to 3 predictors</w:t>
       </w:r>
       <w:r>
         <w:t xml:space="preserve"> </w:t>
@@ -1672,10 +1657,7 @@
         <w:t xml:space="preserve">lm()</w:t>
       </w:r>
       <w:r>
-        <w:t xml:space="preserve"> </w:t>
-      </w:r>
-      <w:r>
-        <w:t xml:space="preserve">— this is your tool.</w:t>
+        <w:t xml:space="preserve">: this is your tool.</w:t>
       </w:r>
     </w:p>
     <w:p>
@@ -1716,10 +1698,7 @@
         <w:t xml:space="preserve">say so in a comment</w:t>
       </w:r>
       <w:r>
-        <w:t xml:space="preserve"> </w:t>
-      </w:r>
-      <w:r>
-        <w:t xml:space="preserve">— the right tool is</w:t>
+        <w:t xml:space="preserve">: the right tool is</w:t>
       </w:r>
       <w:r>
         <w:t xml:space="preserve"> </w:t>
@@ -1732,7 +1711,7 @@
         <w:t xml:space="preserve">logistic regression</w:t>
       </w:r>
       <w:r>
-        <w:t xml:space="preserve">, which is exactly what Session 12 covers. For now, fit the linear model anyway as a rough first pass (with a binary outcome its coefficients read approximately as changes in the</w:t>
+        <w:t xml:space="preserve">, which is exactly what Session 11 covers. For now, fit the linear model anyway as a rough first pass (with a binary outcome its coefficients read approximately as changes in the</w:t>
       </w:r>
       <w:r>
         <w:t xml:space="preserve"> </w:t>
@@ -1757,7 +1736,7 @@
         <w:t xml:space="preserve">“yes”</w:t>
       </w:r>
       <w:r>
-        <w:t xml:space="preserve">), and label it clearly as a placeholder you’ll replace next week.</w:t>
+        <w:t xml:space="preserve">), and label it clearly as a placeholder you’ll replace after Session 11.</w:t>
       </w:r>
     </w:p>
     <w:p>
@@ -1791,10 +1770,7 @@
         <w:t xml:space="preserve">with units</w:t>
       </w:r>
       <w:r>
-        <w:t xml:space="preserve"> </w:t>
-      </w:r>
-      <w:r>
-        <w:t xml:space="preserve">— plus one sentence on R² (or note that R² will make more sense post-logistic if your outcome is binary).</w:t>
+        <w:t xml:space="preserve">, plus one sentence on R² (or note that R² will make more sense post-logistic if your outcome is binary).</w:t>
       </w:r>
     </w:p>
     <w:p>
@@ -1840,7 +1816,7 @@
         <w:t xml:space="preserve"> </w:t>
       </w:r>
       <w:r>
-        <w:t xml:space="preserve">(VIF only makes sense with 2+ predictors — running both earns no extra credit but will earn my respect). One comment on what it shows.</w:t>
+        <w:t xml:space="preserve">(VIF only makes sense with 2+ predictors; running both earns no extra credit but will earn my respect). One comment on what it shows.</w:t>
       </w:r>
     </w:p>
     <w:p>
@@ -1861,7 +1837,7 @@
         <w:t xml:space="preserve"> </w:t>
       </w:r>
       <w:r>
-        <w:t xml:space="preserve">(comment block, roughly 5–8 sentences): what does this first model say about your research question? Which coefficient is most interesting, and is its direction what you predicted in Checkpoint 1? Name</w:t>
+        <w:t xml:space="preserve">(comment block, roughly 5 to 8 sentences): what does this first model say about your research question? Which coefficient is most interesting, and is its direction what you predicted in Checkpoint 1? Name</w:t>
       </w:r>
       <w:r>
         <w:t xml:space="preserve"> </w:t>
@@ -1877,7 +1853,7 @@
         <w:t xml:space="preserve"> </w:t>
       </w:r>
       <w:r>
-        <w:t xml:space="preserve">because your dataset doesn’t measure it. And if anything looks broken — a nonsense coefficient, an outcome that clearly isn’t continuous, residuals doing something alarming — say so plainly and come see me. Catching it</w:t>
+        <w:t xml:space="preserve">because your dataset doesn’t measure it. And if anything looks broken (a nonsense coefficient, an outcome that clearly isn’t continuous, residuals doing something alarming), say so plainly and come see me. Catching it</w:t>
       </w:r>
       <w:r>
         <w:t xml:space="preserve"> </w:t>

--- a/homework/hw-11.docx
+++ b/homework/hw-11.docx
@@ -1500,7 +1500,7 @@
               <w:t xml:space="preserve"> </w:t>
             </w:r>
             <w:r>
-              <w:t xml:space="preserve">Checkpoint 3 of 4: you described your variables in Checkpoint 1 (Homework 8) and explored the correlations among them in Checkpoint 2 (midterm week); now you fit the</w:t>
+              <w:t xml:space="preserve">Checkpoint 3 of 4: you described your variables in Checkpoint 1 and explored the correlations among them in Checkpoint 2 (both due midterm week); now you fit the</w:t>
             </w:r>
             <w:r>
               <w:t xml:space="preserve"> </w:t>

--- a/homework/hw-11.docx
+++ b/homework/hw-11.docx
@@ -155,24 +155,20 @@
         <w:pStyle w:val="BodyText"/>
       </w:pPr>
       <w:r>
-        <w:t xml:space="preserve">Do not shortcut Part 1. Every minute you spend on these verbs now is an hour saved on your final project. (If any verb feels shaky, the reference chapter is</w:t>
-      </w:r>
-      <w:r>
-        <w:t xml:space="preserve"> </w:t>
-      </w:r>
-      <w:hyperlink r:id="rId20">
-        <w:r>
-          <w:rPr>
-            <w:rStyle w:val="Hyperlink"/>
-          </w:rPr>
-          <w:t xml:space="preserve">R4DS Ch. 3, Data transformation</w:t>
-        </w:r>
-      </w:hyperlink>
-      <w:r>
-        <w:t xml:space="preserve">, the same toolkit from Labs 3 to 6.)</w:t>
-      </w:r>
-    </w:p>
-    <w:bookmarkStart w:id="21" w:name="setup"/>
+        <w:rPr>
+          <w:b/>
+          <w:bCs/>
+        </w:rPr>
+        <w:t xml:space="preserve">The code for every cleaning step is written for you.</w:t>
+      </w:r>
+      <w:r>
+        <w:t xml:space="preserve"> </w:t>
+      </w:r>
+      <w:r>
+        <w:t xml:space="preserve">Run it, look at what it prints, and answer the questions in comments. The point is to see what dirty data looks like and what each fix does, so that you can run the regressions in Part 2 on data that means what it says.</w:t>
+      </w:r>
+    </w:p>
+    <w:bookmarkStart w:id="20" w:name="setup"/>
     <w:p>
       <w:pPr>
         <w:pStyle w:val="Heading2"/>
@@ -216,72 +212,57 @@
         <w:br/>
       </w:r>
       <w:r>
+        <w:br/>
+      </w:r>
+      <w:r>
+        <w:rPr>
+          <w:rStyle w:val="NormalTok"/>
+        </w:rPr>
+        <w:t xml:space="preserve">officers </w:t>
+      </w:r>
+      <w:r>
+        <w:rPr>
+          <w:rStyle w:val="OtherTok"/>
+        </w:rPr>
+        <w:t xml:space="preserve">&lt;-</w:t>
+      </w:r>
+      <w:r>
+        <w:rPr>
+          <w:rStyle w:val="NormalTok"/>
+        </w:rPr>
+        <w:t xml:space="preserve"> </w:t>
+      </w:r>
+      <w:r>
         <w:rPr>
           <w:rStyle w:val="FunctionTok"/>
         </w:rPr>
-        <w:t xml:space="preserve">library</w:t>
-      </w:r>
-      <w:r>
-        <w:rPr>
-          <w:rStyle w:val="NormalTok"/>
-        </w:rPr>
-        <w:t xml:space="preserve">(car)</w:t>
+        <w:t xml:space="preserve">read_csv</w:t>
+      </w:r>
+      <w:r>
+        <w:rPr>
+          <w:rStyle w:val="NormalTok"/>
+        </w:rPr>
+        <w:t xml:space="preserve">(</w:t>
+      </w:r>
+      <w:r>
+        <w:rPr>
+          <w:rStyle w:val="StringTok"/>
+        </w:rPr>
+        <w:t xml:space="preserve">"https://smourtgos.github.io/crju705/data/officers.csv"</w:t>
+      </w:r>
+      <w:r>
+        <w:rPr>
+          <w:rStyle w:val="NormalTok"/>
+        </w:rPr>
+        <w:t xml:space="preserve">)</w:t>
       </w:r>
       <w:r>
         <w:br/>
       </w:r>
       <w:r>
-        <w:br/>
-      </w:r>
-      <w:r>
-        <w:rPr>
-          <w:rStyle w:val="NormalTok"/>
-        </w:rPr>
-        <w:t xml:space="preserve">officers </w:t>
-      </w:r>
-      <w:r>
-        <w:rPr>
-          <w:rStyle w:val="OtherTok"/>
-        </w:rPr>
-        <w:t xml:space="preserve">&lt;-</w:t>
-      </w:r>
-      <w:r>
-        <w:rPr>
-          <w:rStyle w:val="NormalTok"/>
-        </w:rPr>
-        <w:t xml:space="preserve"> </w:t>
-      </w:r>
-      <w:r>
         <w:rPr>
           <w:rStyle w:val="FunctionTok"/>
         </w:rPr>
-        <w:t xml:space="preserve">read_csv</w:t>
-      </w:r>
-      <w:r>
-        <w:rPr>
-          <w:rStyle w:val="NormalTok"/>
-        </w:rPr>
-        <w:t xml:space="preserve">(</w:t>
-      </w:r>
-      <w:r>
-        <w:rPr>
-          <w:rStyle w:val="StringTok"/>
-        </w:rPr>
-        <w:t xml:space="preserve">"https://smourtgos.github.io/crju705/data/officers.csv"</w:t>
-      </w:r>
-      <w:r>
-        <w:rPr>
-          <w:rStyle w:val="NormalTok"/>
-        </w:rPr>
-        <w:t xml:space="preserve">)</w:t>
-      </w:r>
-      <w:r>
-        <w:br/>
-      </w:r>
-      <w:r>
-        <w:rPr>
-          <w:rStyle w:val="FunctionTok"/>
-        </w:rPr>
         <w:t xml:space="preserve">glimpse</w:t>
       </w:r>
       <w:r>
@@ -340,14 +321,14 @@
         <w:t xml:space="preserve">.</w:t>
       </w:r>
     </w:p>
-    <w:bookmarkEnd w:id="21"/>
-    <w:bookmarkStart w:id="22" w:name="part-1-find-the-dirt-fix-the-dirt"/>
+    <w:bookmarkEnd w:id="20"/>
+    <w:bookmarkStart w:id="21" w:name="part-1-cleaning-the-data"/>
     <w:p>
       <w:pPr>
         <w:pStyle w:val="Heading2"/>
       </w:pPr>
       <w:r>
-        <w:t xml:space="preserve">Part 1: Find the Dirt, Fix the Dirt</w:t>
+        <w:t xml:space="preserve">Part 1: Cleaning the Data</w:t>
       </w:r>
     </w:p>
     <w:p>
@@ -362,60 +343,104 @@
           <w:b/>
           <w:bCs/>
         </w:rPr>
-        <w:t xml:space="preserve">First pass.</w:t>
-      </w:r>
-      <w:r>
-        <w:t xml:space="preserve"> </w:t>
-      </w:r>
-      <w:r>
-        <w:t xml:space="preserve">Run</w:t>
-      </w:r>
-      <w:r>
-        <w:t xml:space="preserve"> </w:t>
+        <w:t xml:space="preserve">First look.</w:t>
+      </w:r>
+      <w:r>
+        <w:t xml:space="preserve"> </w:t>
+      </w:r>
+      <w:r>
+        <w:t xml:space="preserve">Run:</w:t>
+      </w:r>
+    </w:p>
+    <w:p>
+      <w:pPr>
+        <w:pStyle w:val="SourceCode"/>
+        <w:numPr>
+          <w:ilvl w:val="0"/>
+          <w:numId w:val="1000"/>
+        </w:numPr>
+      </w:pPr>
+      <w:r>
+        <w:rPr>
+          <w:rStyle w:val="FunctionTok"/>
+        </w:rPr>
+        <w:t xml:space="preserve">summary</w:t>
+      </w:r>
+      <w:r>
+        <w:rPr>
+          <w:rStyle w:val="NormalTok"/>
+        </w:rPr>
+        <w:t xml:space="preserve">(officers)</w:t>
+      </w:r>
+    </w:p>
+    <w:p>
+      <w:pPr>
+        <w:numPr>
+          <w:ilvl w:val="0"/>
+          <w:numId w:val="1000"/>
+        </w:numPr>
+      </w:pPr>
+      <w:r>
+        <w:rPr>
+          <w:b/>
+          <w:bCs/>
+        </w:rPr>
+        <w:t xml:space="preserve">In a comment:</w:t>
+      </w:r>
+      <w:r>
+        <w:t xml:space="preserve"> </w:t>
+      </w:r>
+      <w:r>
+        <w:t xml:space="preserve">find</w:t>
+      </w:r>
+      <w:r>
+        <w:t xml:space="preserve"> </w:t>
+      </w:r>
+      <w:r>
+        <w:rPr>
+          <w:b/>
+          <w:bCs/>
+        </w:rPr>
+        <w:t xml:space="preserve">two impossible values</w:t>
+      </w:r>
+      <w:r>
+        <w:t xml:space="preserve"> </w:t>
+      </w:r>
+      <w:r>
+        <w:t xml:space="preserve">in the variables the model needs (</w:t>
       </w:r>
       <w:r>
         <w:rPr>
           <w:rStyle w:val="VerbatimChar"/>
         </w:rPr>
-        <w:t xml:space="preserve">summary()</w:t>
-      </w:r>
-      <w:r>
-        <w:t xml:space="preserve"> </w:t>
-      </w:r>
-      <w:r>
-        <w:t xml:space="preserve">on the data (or on the numeric columns).</w:t>
-      </w:r>
-      <w:r>
-        <w:t xml:space="preserve"> </w:t>
-      </w:r>
-      <w:r>
-        <w:rPr>
-          <w:b/>
-          <w:bCs/>
-        </w:rPr>
-        <w:t xml:space="preserve">In a comment:</w:t>
-      </w:r>
-      <w:r>
-        <w:t xml:space="preserve"> </w:t>
-      </w:r>
-      <w:r>
-        <w:t xml:space="preserve">identify</w:t>
-      </w:r>
-      <w:r>
-        <w:t xml:space="preserve"> </w:t>
-      </w:r>
-      <w:r>
-        <w:rPr>
-          <w:b/>
-          <w:bCs/>
-        </w:rPr>
-        <w:t xml:space="preserve">two impossible values</w:t>
-      </w:r>
-      <w:r>
-        <w:t xml:space="preserve"> </w:t>
-      </w:r>
-      <w:r>
-        <w:t xml:space="preserve">hiding in variables your model needs. (Hint: check each variable’s minimum and maximum against what the variable</w:t>
+        <w:t xml:space="preserve">burnout</w:t>
+      </w:r>
+      <w:r>
+        <w:t xml:space="preserve">,</w:t>
+      </w:r>
+      <w:r>
+        <w:t xml:space="preserve"> </w:t>
+      </w:r>
+      <w:r>
+        <w:rPr>
+          <w:rStyle w:val="VerbatimChar"/>
+        </w:rPr>
+        <w:t xml:space="preserve">overtime_hours_mo</w:t>
+      </w:r>
+      <w:r>
+        <w:t xml:space="preserve">,</w:t>
+      </w:r>
+      <w:r>
+        <w:t xml:space="preserve"> </w:t>
+      </w:r>
+      <w:r>
+        <w:rPr>
+          <w:rStyle w:val="VerbatimChar"/>
+        </w:rPr>
+        <w:t xml:space="preserve">sleep_hours</w:t>
+      </w:r>
+      <w:r>
+        <w:t xml:space="preserve">). Hint: compare each one’s Min and Max with what the variable</w:t>
       </w:r>
       <w:r>
         <w:t xml:space="preserve"> </w:t>
@@ -428,7 +453,7 @@
         <w:t xml:space="preserve">is</w:t>
       </w:r>
       <w:r>
-        <w:t xml:space="preserve">.)</w:t>
+        <w:t xml:space="preserve">. Burnout runs 0 to 100; hours can’t be negative.</w:t>
       </w:r>
     </w:p>
     <w:p>
@@ -443,29 +468,43 @@
           <w:b/>
           <w:bCs/>
         </w:rPr>
-        <w:t xml:space="preserve">Categorical hygiene.</w:t>
-      </w:r>
-      <w:r>
-        <w:t xml:space="preserve"> </w:t>
-      </w:r>
-      <w:r>
-        <w:t xml:space="preserve">Run</w:t>
-      </w:r>
-      <w:r>
-        <w:t xml:space="preserve"> </w:t>
-      </w:r>
-      <w:r>
-        <w:rPr>
-          <w:rStyle w:val="VerbatimChar"/>
-        </w:rPr>
-        <w:t xml:space="preserve">count(officers, shift)</w:t>
-      </w:r>
-      <w:r>
-        <w:t xml:space="preserve">.</w:t>
-      </w:r>
-      <w:r>
-        <w:t xml:space="preserve"> </w:t>
-      </w:r>
+        <w:t xml:space="preserve">Fix the shift labels.</w:t>
+      </w:r>
+      <w:r>
+        <w:t xml:space="preserve"> </w:t>
+      </w:r>
+      <w:r>
+        <w:t xml:space="preserve">Run:</w:t>
+      </w:r>
+    </w:p>
+    <w:p>
+      <w:pPr>
+        <w:pStyle w:val="SourceCode"/>
+        <w:numPr>
+          <w:ilvl w:val="0"/>
+          <w:numId w:val="1000"/>
+        </w:numPr>
+      </w:pPr>
+      <w:r>
+        <w:rPr>
+          <w:rStyle w:val="FunctionTok"/>
+        </w:rPr>
+        <w:t xml:space="preserve">count</w:t>
+      </w:r>
+      <w:r>
+        <w:rPr>
+          <w:rStyle w:val="NormalTok"/>
+        </w:rPr>
+        <w:t xml:space="preserve">(officers, shift)</w:t>
+      </w:r>
+    </w:p>
+    <w:p>
+      <w:pPr>
+        <w:numPr>
+          <w:ilvl w:val="0"/>
+          <w:numId w:val="1000"/>
+        </w:numPr>
+      </w:pPr>
       <w:r>
         <w:rPr>
           <w:b/>
@@ -477,49 +516,124 @@
         <w:t xml:space="preserve"> </w:t>
       </w:r>
       <w:r>
-        <w:t xml:space="preserve">what went wrong in data entry? Fix it with</w:t>
-      </w:r>
-      <w:r>
-        <w:t xml:space="preserve"> </w:t>
-      </w:r>
-      <w:r>
-        <w:rPr>
-          <w:rStyle w:val="VerbatimChar"/>
-        </w:rPr>
-        <w:t xml:space="preserve">mutate()</w:t>
-      </w:r>
-      <w:r>
-        <w:t xml:space="preserve"> </w:t>
-      </w:r>
-      <w:r>
-        <w:t xml:space="preserve">+</w:t>
-      </w:r>
-      <w:r>
-        <w:t xml:space="preserve"> </w:t>
-      </w:r>
-      <w:r>
-        <w:rPr>
-          <w:rStyle w:val="VerbatimChar"/>
-        </w:rPr>
-        <w:t xml:space="preserve">str_to_title()</w:t>
-      </w:r>
-      <w:r>
-        <w:t xml:space="preserve">, then re-run</w:t>
-      </w:r>
-      <w:r>
-        <w:t xml:space="preserve"> </w:t>
-      </w:r>
-      <w:r>
-        <w:rPr>
-          <w:rStyle w:val="VerbatimChar"/>
-        </w:rPr>
-        <w:t xml:space="preserve">count()</w:t>
-      </w:r>
-      <w:r>
-        <w:t xml:space="preserve"> </w:t>
-      </w:r>
-      <w:r>
-        <w:t xml:space="preserve">to confirm exactly three shifts remain, and report the three counts.</w:t>
+        <w:t xml:space="preserve">what went wrong in data entry? Then run the fix, which capitalizes every label the same way, and count again:</w:t>
+      </w:r>
+    </w:p>
+    <w:p>
+      <w:pPr>
+        <w:pStyle w:val="SourceCode"/>
+        <w:numPr>
+          <w:ilvl w:val="0"/>
+          <w:numId w:val="1000"/>
+        </w:numPr>
+      </w:pPr>
+      <w:r>
+        <w:rPr>
+          <w:rStyle w:val="NormalTok"/>
+        </w:rPr>
+        <w:t xml:space="preserve">officers_fixed </w:t>
+      </w:r>
+      <w:r>
+        <w:rPr>
+          <w:rStyle w:val="OtherTok"/>
+        </w:rPr>
+        <w:t xml:space="preserve">&lt;-</w:t>
+      </w:r>
+      <w:r>
+        <w:rPr>
+          <w:rStyle w:val="NormalTok"/>
+        </w:rPr>
+        <w:t xml:space="preserve"> officers </w:t>
+      </w:r>
+      <w:r>
+        <w:rPr>
+          <w:rStyle w:val="SpecialCharTok"/>
+        </w:rPr>
+        <w:t xml:space="preserve">|&gt;</w:t>
+      </w:r>
+      <w:r>
+        <w:br/>
+      </w:r>
+      <w:r>
+        <w:rPr>
+          <w:rStyle w:val="NormalTok"/>
+        </w:rPr>
+        <w:t xml:space="preserve">  </w:t>
+      </w:r>
+      <w:r>
+        <w:rPr>
+          <w:rStyle w:val="FunctionTok"/>
+        </w:rPr>
+        <w:t xml:space="preserve">mutate</w:t>
+      </w:r>
+      <w:r>
+        <w:rPr>
+          <w:rStyle w:val="NormalTok"/>
+        </w:rPr>
+        <w:t xml:space="preserve">(</w:t>
+      </w:r>
+      <w:r>
+        <w:rPr>
+          <w:rStyle w:val="AttributeTok"/>
+        </w:rPr>
+        <w:t xml:space="preserve">shift =</w:t>
+      </w:r>
+      <w:r>
+        <w:rPr>
+          <w:rStyle w:val="NormalTok"/>
+        </w:rPr>
+        <w:t xml:space="preserve"> </w:t>
+      </w:r>
+      <w:r>
+        <w:rPr>
+          <w:rStyle w:val="FunctionTok"/>
+        </w:rPr>
+        <w:t xml:space="preserve">str_to_title</w:t>
+      </w:r>
+      <w:r>
+        <w:rPr>
+          <w:rStyle w:val="NormalTok"/>
+        </w:rPr>
+        <w:t xml:space="preserve">(shift))</w:t>
+      </w:r>
+      <w:r>
+        <w:br/>
+      </w:r>
+      <w:r>
+        <w:br/>
+      </w:r>
+      <w:r>
+        <w:rPr>
+          <w:rStyle w:val="FunctionTok"/>
+        </w:rPr>
+        <w:t xml:space="preserve">count</w:t>
+      </w:r>
+      <w:r>
+        <w:rPr>
+          <w:rStyle w:val="NormalTok"/>
+        </w:rPr>
+        <w:t xml:space="preserve">(officers_fixed, shift)</w:t>
+      </w:r>
+    </w:p>
+    <w:p>
+      <w:pPr>
+        <w:numPr>
+          <w:ilvl w:val="0"/>
+          <w:numId w:val="1000"/>
+        </w:numPr>
+      </w:pPr>
+      <w:r>
+        <w:rPr>
+          <w:b/>
+          <w:bCs/>
+        </w:rPr>
+        <w:t xml:space="preserve">In a comment:</w:t>
+      </w:r>
+      <w:r>
+        <w:t xml:space="preserve"> </w:t>
+      </w:r>
+      <w:r>
+        <w:t xml:space="preserve">how many officers are on each of the three shifts now?</w:t>
       </w:r>
     </w:p>
     <w:p>
@@ -534,13 +648,35 @@
           <w:b/>
           <w:bCs/>
         </w:rPr>
-        <w:t xml:space="preserve">Sentinels to NA.</w:t>
-      </w:r>
-      <w:r>
-        <w:t xml:space="preserve"> </w:t>
-      </w:r>
-      <w:r>
-        <w:t xml:space="preserve">The burnout instrument’s codebook says</w:t>
+        <w:t xml:space="preserve">Turn the impossible values into</w:t>
+      </w:r>
+      <w:r>
+        <w:rPr>
+          <w:b/>
+          <w:bCs/>
+        </w:rPr>
+        <w:t xml:space="preserve"> </w:t>
+      </w:r>
+      <w:r>
+        <w:rPr>
+          <w:rStyle w:val="VerbatimChar"/>
+          <w:b/>
+          <w:bCs/>
+        </w:rPr>
+        <w:t xml:space="preserve">NA</w:t>
+      </w:r>
+      <w:r>
+        <w:rPr>
+          <w:b/>
+          <w:bCs/>
+        </w:rPr>
+        <w:t xml:space="preserve">.</w:t>
+      </w:r>
+      <w:r>
+        <w:t xml:space="preserve"> </w:t>
+      </w:r>
+      <w:r>
+        <w:t xml:space="preserve">The burnout codebook says</w:t>
       </w:r>
       <w:r>
         <w:t xml:space="preserve"> </w:t>
@@ -570,20 +706,7 @@
         <w:t xml:space="preserve"> </w:t>
       </w:r>
       <w:r>
-        <w:t xml:space="preserve">That is a</w:t>
-      </w:r>
-      <w:r>
-        <w:t xml:space="preserve"> </w:t>
-      </w:r>
-      <w:r>
-        <w:rPr>
-          <w:i/>
-          <w:iCs/>
-        </w:rPr>
-        <w:t xml:space="preserve">code</w:t>
-      </w:r>
-      <w:r>
-        <w:t xml:space="preserve">, not a score: left as a number, it will poison every mean, SD, and slope downstream. Convert it:</w:t>
+        <w:t xml:space="preserve">That is a code, not a score: left as a number, it poisons every mean and slope downstream. A negative overtime value can’t happen either. This code turns both into</w:t>
       </w:r>
       <w:r>
         <w:t xml:space="preserve"> </w:t>
@@ -592,10 +715,220 @@
         <w:rPr>
           <w:rStyle w:val="VerbatimChar"/>
         </w:rPr>
-        <w:t xml:space="preserve">mutate(burnout = na_if(burnout, 999))</w:t>
-      </w:r>
-      <w:r>
-        <w:t xml:space="preserve">. Then deal with the impossible overtime value the same general way (negative hours cannot happen; make it</w:t>
+        <w:t xml:space="preserve">NA</w:t>
+      </w:r>
+      <w:r>
+        <w:t xml:space="preserve"> </w:t>
+      </w:r>
+      <w:r>
+        <w:t xml:space="preserve">(R’s</w:t>
+      </w:r>
+      <w:r>
+        <w:t xml:space="preserve"> </w:t>
+      </w:r>
+      <w:r>
+        <w:t xml:space="preserve">“missing”</w:t>
+      </w:r>
+      <w:r>
+        <w:t xml:space="preserve">):</w:t>
+      </w:r>
+    </w:p>
+    <w:p>
+      <w:pPr>
+        <w:pStyle w:val="SourceCode"/>
+        <w:numPr>
+          <w:ilvl w:val="0"/>
+          <w:numId w:val="1000"/>
+        </w:numPr>
+      </w:pPr>
+      <w:r>
+        <w:rPr>
+          <w:rStyle w:val="NormalTok"/>
+        </w:rPr>
+        <w:t xml:space="preserve">officers_fixed </w:t>
+      </w:r>
+      <w:r>
+        <w:rPr>
+          <w:rStyle w:val="OtherTok"/>
+        </w:rPr>
+        <w:t xml:space="preserve">&lt;-</w:t>
+      </w:r>
+      <w:r>
+        <w:rPr>
+          <w:rStyle w:val="NormalTok"/>
+        </w:rPr>
+        <w:t xml:space="preserve"> officers_fixed </w:t>
+      </w:r>
+      <w:r>
+        <w:rPr>
+          <w:rStyle w:val="SpecialCharTok"/>
+        </w:rPr>
+        <w:t xml:space="preserve">|&gt;</w:t>
+      </w:r>
+      <w:r>
+        <w:br/>
+      </w:r>
+      <w:r>
+        <w:rPr>
+          <w:rStyle w:val="NormalTok"/>
+        </w:rPr>
+        <w:t xml:space="preserve">  </w:t>
+      </w:r>
+      <w:r>
+        <w:rPr>
+          <w:rStyle w:val="FunctionTok"/>
+        </w:rPr>
+        <w:t xml:space="preserve">mutate</w:t>
+      </w:r>
+      <w:r>
+        <w:rPr>
+          <w:rStyle w:val="NormalTok"/>
+        </w:rPr>
+        <w:t xml:space="preserve">(</w:t>
+      </w:r>
+      <w:r>
+        <w:rPr>
+          <w:rStyle w:val="AttributeTok"/>
+        </w:rPr>
+        <w:t xml:space="preserve">burnout =</w:t>
+      </w:r>
+      <w:r>
+        <w:rPr>
+          <w:rStyle w:val="NormalTok"/>
+        </w:rPr>
+        <w:t xml:space="preserve"> </w:t>
+      </w:r>
+      <w:r>
+        <w:rPr>
+          <w:rStyle w:val="FunctionTok"/>
+        </w:rPr>
+        <w:t xml:space="preserve">na_if</w:t>
+      </w:r>
+      <w:r>
+        <w:rPr>
+          <w:rStyle w:val="NormalTok"/>
+        </w:rPr>
+        <w:t xml:space="preserve">(burnout, </w:t>
+      </w:r>
+      <w:r>
+        <w:rPr>
+          <w:rStyle w:val="DecValTok"/>
+        </w:rPr>
+        <w:t xml:space="preserve">999</w:t>
+      </w:r>
+      <w:r>
+        <w:rPr>
+          <w:rStyle w:val="NormalTok"/>
+        </w:rPr>
+        <w:t xml:space="preserve">),</w:t>
+      </w:r>
+      <w:r>
+        <w:br/>
+      </w:r>
+      <w:r>
+        <w:rPr>
+          <w:rStyle w:val="NormalTok"/>
+        </w:rPr>
+        <w:t xml:space="preserve">         </w:t>
+      </w:r>
+      <w:r>
+        <w:rPr>
+          <w:rStyle w:val="AttributeTok"/>
+        </w:rPr>
+        <w:t xml:space="preserve">overtime_hours_mo =</w:t>
+      </w:r>
+      <w:r>
+        <w:rPr>
+          <w:rStyle w:val="NormalTok"/>
+        </w:rPr>
+        <w:t xml:space="preserve"> </w:t>
+      </w:r>
+      <w:r>
+        <w:rPr>
+          <w:rStyle w:val="FunctionTok"/>
+        </w:rPr>
+        <w:t xml:space="preserve">if_else</w:t>
+      </w:r>
+      <w:r>
+        <w:rPr>
+          <w:rStyle w:val="NormalTok"/>
+        </w:rPr>
+        <w:t xml:space="preserve">(overtime_hours_mo </w:t>
+      </w:r>
+      <w:r>
+        <w:rPr>
+          <w:rStyle w:val="SpecialCharTok"/>
+        </w:rPr>
+        <w:t xml:space="preserve">&lt;</w:t>
+      </w:r>
+      <w:r>
+        <w:rPr>
+          <w:rStyle w:val="NormalTok"/>
+        </w:rPr>
+        <w:t xml:space="preserve"> </w:t>
+      </w:r>
+      <w:r>
+        <w:rPr>
+          <w:rStyle w:val="DecValTok"/>
+        </w:rPr>
+        <w:t xml:space="preserve">0</w:t>
+      </w:r>
+      <w:r>
+        <w:rPr>
+          <w:rStyle w:val="NormalTok"/>
+        </w:rPr>
+        <w:t xml:space="preserve">, </w:t>
+      </w:r>
+      <w:r>
+        <w:rPr>
+          <w:rStyle w:val="ConstantTok"/>
+        </w:rPr>
+        <w:t xml:space="preserve">NA</w:t>
+      </w:r>
+      <w:r>
+        <w:rPr>
+          <w:rStyle w:val="NormalTok"/>
+        </w:rPr>
+        <w:t xml:space="preserve">, overtime_hours_mo))</w:t>
+      </w:r>
+      <w:r>
+        <w:br/>
+      </w:r>
+      <w:r>
+        <w:br/>
+      </w:r>
+      <w:r>
+        <w:rPr>
+          <w:rStyle w:val="FunctionTok"/>
+        </w:rPr>
+        <w:t xml:space="preserve">summary</w:t>
+      </w:r>
+      <w:r>
+        <w:rPr>
+          <w:rStyle w:val="NormalTok"/>
+        </w:rPr>
+        <w:t xml:space="preserve">(officers_fixed)</w:t>
+      </w:r>
+    </w:p>
+    <w:p>
+      <w:pPr>
+        <w:numPr>
+          <w:ilvl w:val="0"/>
+          <w:numId w:val="1000"/>
+        </w:numPr>
+      </w:pPr>
+      <w:r>
+        <w:rPr>
+          <w:b/>
+          <w:bCs/>
+        </w:rPr>
+        <w:t xml:space="preserve">In a comment:</w:t>
+      </w:r>
+      <w:r>
+        <w:t xml:space="preserve"> </w:t>
+      </w:r>
+      <w:r>
+        <w:t xml:space="preserve">how many</w:t>
       </w:r>
       <w:r>
         <w:t xml:space="preserve"> </w:t>
@@ -607,7 +940,7 @@
         <w:t xml:space="preserve">NA</w:t>
       </w:r>
       <w:r>
-        <w:t xml:space="preserve">;</w:t>
+        <w:t xml:space="preserve">s does</w:t>
       </w:r>
       <w:r>
         <w:t xml:space="preserve"> </w:t>
@@ -616,29 +949,13 @@
         <w:rPr>
           <w:rStyle w:val="VerbatimChar"/>
         </w:rPr>
-        <w:t xml:space="preserve">if_else()</w:t>
-      </w:r>
-      <w:r>
-        <w:t xml:space="preserve"> </w:t>
-      </w:r>
-      <w:r>
-        <w:t xml:space="preserve">is one route).</w:t>
-      </w:r>
-      <w:r>
-        <w:t xml:space="preserve"> </w:t>
-      </w:r>
-      <w:r>
-        <w:rPr>
-          <w:b/>
-          <w:bCs/>
-        </w:rPr>
-        <w:t xml:space="preserve">In a comment:</w:t>
-      </w:r>
-      <w:r>
-        <w:t xml:space="preserve"> </w:t>
-      </w:r>
-      <w:r>
-        <w:t xml:space="preserve">how many</w:t>
+        <w:t xml:space="preserve">burnout</w:t>
+      </w:r>
+      <w:r>
+        <w:t xml:space="preserve"> </w:t>
+      </w:r>
+      <w:r>
+        <w:t xml:space="preserve">have now, and how many does</w:t>
       </w:r>
       <w:r>
         <w:t xml:space="preserve"> </w:t>
@@ -647,10 +964,28 @@
         <w:rPr>
           <w:rStyle w:val="VerbatimChar"/>
         </w:rPr>
-        <w:t xml:space="preserve">NA</w:t>
-      </w:r>
-      <w:r>
-        <w:t xml:space="preserve">s does each of your two repaired variables now contain?</w:t>
+        <w:t xml:space="preserve">overtime_hours_mo</w:t>
+      </w:r>
+      <w:r>
+        <w:t xml:space="preserve"> </w:t>
+      </w:r>
+      <w:r>
+        <w:t xml:space="preserve">have? (Look for</w:t>
+      </w:r>
+      <w:r>
+        <w:t xml:space="preserve"> </w:t>
+      </w:r>
+      <w:r>
+        <w:rPr>
+          <w:rStyle w:val="VerbatimChar"/>
+        </w:rPr>
+        <w:t xml:space="preserve">NA's</w:t>
+      </w:r>
+      <w:r>
+        <w:t xml:space="preserve"> </w:t>
+      </w:r>
+      <w:r>
+        <w:t xml:space="preserve">at the bottom of each column’s summary.)</w:t>
       </w:r>
     </w:p>
     <w:p>
@@ -671,53 +1006,88 @@
         <w:t xml:space="preserve"> </w:t>
       </w:r>
       <w:r>
-        <w:t xml:space="preserve">Create</w:t>
-      </w:r>
-      <w:r>
-        <w:t xml:space="preserve"> </w:t>
-      </w:r>
-      <w:r>
-        <w:rPr>
-          <w:rStyle w:val="VerbatimChar"/>
-        </w:rPr>
-        <w:t xml:space="preserve">officers_clean</w:t>
-      </w:r>
-      <w:r>
-        <w:t xml:space="preserve"> </w:t>
-      </w:r>
-      <w:r>
-        <w:t xml:space="preserve">by dropping the rows with</w:t>
-      </w:r>
-      <w:r>
-        <w:t xml:space="preserve"> </w:t>
-      </w:r>
-      <w:r>
-        <w:rPr>
-          <w:rStyle w:val="VerbatimChar"/>
-        </w:rPr>
-        <w:t xml:space="preserve">NA</w:t>
-      </w:r>
-      <w:r>
-        <w:t xml:space="preserve"> </w:t>
-      </w:r>
-      <w:r>
-        <w:t xml:space="preserve">on any model variable:</w:t>
-      </w:r>
-      <w:r>
-        <w:t xml:space="preserve"> </w:t>
-      </w:r>
-      <w:r>
-        <w:rPr>
-          <w:rStyle w:val="VerbatimChar"/>
-        </w:rPr>
-        <w:t xml:space="preserve">drop_na(burnout, overtime_hours_mo, sleep_hours)</w:t>
-      </w:r>
-      <w:r>
-        <w:t xml:space="preserve">.</w:t>
-      </w:r>
-      <w:r>
-        <w:t xml:space="preserve"> </w:t>
-      </w:r>
+        <w:t xml:space="preserve">This keeps only the rows with a real value on every model variable, then counts them:</w:t>
+      </w:r>
+    </w:p>
+    <w:p>
+      <w:pPr>
+        <w:pStyle w:val="SourceCode"/>
+        <w:numPr>
+          <w:ilvl w:val="0"/>
+          <w:numId w:val="1000"/>
+        </w:numPr>
+      </w:pPr>
+      <w:r>
+        <w:rPr>
+          <w:rStyle w:val="NormalTok"/>
+        </w:rPr>
+        <w:t xml:space="preserve">officers_clean </w:t>
+      </w:r>
+      <w:r>
+        <w:rPr>
+          <w:rStyle w:val="OtherTok"/>
+        </w:rPr>
+        <w:t xml:space="preserve">&lt;-</w:t>
+      </w:r>
+      <w:r>
+        <w:rPr>
+          <w:rStyle w:val="NormalTok"/>
+        </w:rPr>
+        <w:t xml:space="preserve"> officers_fixed </w:t>
+      </w:r>
+      <w:r>
+        <w:rPr>
+          <w:rStyle w:val="SpecialCharTok"/>
+        </w:rPr>
+        <w:t xml:space="preserve">|&gt;</w:t>
+      </w:r>
+      <w:r>
+        <w:br/>
+      </w:r>
+      <w:r>
+        <w:rPr>
+          <w:rStyle w:val="NormalTok"/>
+        </w:rPr>
+        <w:t xml:space="preserve">  </w:t>
+      </w:r>
+      <w:r>
+        <w:rPr>
+          <w:rStyle w:val="FunctionTok"/>
+        </w:rPr>
+        <w:t xml:space="preserve">drop_na</w:t>
+      </w:r>
+      <w:r>
+        <w:rPr>
+          <w:rStyle w:val="NormalTok"/>
+        </w:rPr>
+        <w:t xml:space="preserve">(burnout, overtime_hours_mo, sleep_hours)</w:t>
+      </w:r>
+      <w:r>
+        <w:br/>
+      </w:r>
+      <w:r>
+        <w:br/>
+      </w:r>
+      <w:r>
+        <w:rPr>
+          <w:rStyle w:val="FunctionTok"/>
+        </w:rPr>
+        <w:t xml:space="preserve">nrow</w:t>
+      </w:r>
+      <w:r>
+        <w:rPr>
+          <w:rStyle w:val="NormalTok"/>
+        </w:rPr>
+        <w:t xml:space="preserve">(officers_clean)</w:t>
+      </w:r>
+    </w:p>
+    <w:p>
+      <w:pPr>
+        <w:numPr>
+          <w:ilvl w:val="0"/>
+          <w:numId w:val="1000"/>
+        </w:numPr>
+      </w:pPr>
       <w:r>
         <w:rPr>
           <w:b/>
@@ -729,7 +1099,7 @@
         <w:t xml:space="preserve"> </w:t>
       </w:r>
       <w:r>
-        <w:t xml:space="preserve">how many rows did you lose, and out of how many?</w:t>
+        <w:t xml:space="preserve">how many rows did you lose, out of 200?</w:t>
       </w:r>
     </w:p>
     <w:p>
@@ -744,84 +1114,193 @@
           <w:b/>
           <w:bCs/>
         </w:rPr>
-        <w:t xml:space="preserve">Grouped summary practice.</w:t>
-      </w:r>
-      <w:r>
-        <w:t xml:space="preserve"> </w:t>
-      </w:r>
-      <w:r>
-        <w:t xml:space="preserve">On</w:t>
-      </w:r>
-      <w:r>
-        <w:t xml:space="preserve"> </w:t>
-      </w:r>
-      <w:r>
-        <w:rPr>
-          <w:rStyle w:val="VerbatimChar"/>
-        </w:rPr>
-        <w:t xml:space="preserve">officers_clean</w:t>
-      </w:r>
-      <w:r>
-        <w:t xml:space="preserve">, compute the mean burnout score and the number of officers</w:t>
-      </w:r>
-      <w:r>
-        <w:t xml:space="preserve"> </w:t>
-      </w:r>
-      <w:r>
-        <w:rPr>
-          <w:b/>
-          <w:bCs/>
-        </w:rPr>
-        <w:t xml:space="preserve">per facility</w:t>
-      </w:r>
-      <w:r>
-        <w:t xml:space="preserve"> </w:t>
-      </w:r>
-      <w:r>
+        <w:t xml:space="preserve">A first look at the clean data.</w:t>
+      </w:r>
+      <w:r>
+        <w:t xml:space="preserve"> </w:t>
+      </w:r>
+      <w:r>
+        <w:t xml:space="preserve">Average burnout by facility, highest first, and the overall SD for comparison:</w:t>
+      </w:r>
+    </w:p>
+    <w:p>
+      <w:pPr>
+        <w:pStyle w:val="SourceCode"/>
+        <w:numPr>
+          <w:ilvl w:val="0"/>
+          <w:numId w:val="1000"/>
+        </w:numPr>
+      </w:pPr>
+      <w:r>
+        <w:rPr>
+          <w:rStyle w:val="NormalTok"/>
+        </w:rPr>
+        <w:t xml:space="preserve">officers_clean </w:t>
+      </w:r>
+      <w:r>
+        <w:rPr>
+          <w:rStyle w:val="SpecialCharTok"/>
+        </w:rPr>
+        <w:t xml:space="preserve">|&gt;</w:t>
+      </w:r>
+      <w:r>
+        <w:br/>
+      </w:r>
+      <w:r>
+        <w:rPr>
+          <w:rStyle w:val="NormalTok"/>
+        </w:rPr>
+        <w:t xml:space="preserve">  </w:t>
+      </w:r>
+      <w:r>
+        <w:rPr>
+          <w:rStyle w:val="FunctionTok"/>
+        </w:rPr>
+        <w:t xml:space="preserve">summarize</w:t>
+      </w:r>
+      <w:r>
+        <w:rPr>
+          <w:rStyle w:val="NormalTok"/>
+        </w:rPr>
         <w:t xml:space="preserve">(</w:t>
       </w:r>
       <w:r>
         <w:rPr>
-          <w:rStyle w:val="VerbatimChar"/>
-        </w:rPr>
-        <w:t xml:space="preserve">summarize()</w:t>
-      </w:r>
-      <w:r>
-        <w:t xml:space="preserve"> </w:t>
-      </w:r>
-      <w:r>
-        <w:t xml:space="preserve">with</w:t>
-      </w:r>
-      <w:r>
-        <w:t xml:space="preserve"> </w:t>
-      </w:r>
-      <w:r>
-        <w:rPr>
-          <w:rStyle w:val="VerbatimChar"/>
-        </w:rPr>
-        <w:t xml:space="preserve">.by = facility</w:t>
-      </w:r>
-      <w:r>
-        <w:t xml:space="preserve">), and</w:t>
-      </w:r>
-      <w:r>
-        <w:t xml:space="preserve"> </w:t>
-      </w:r>
-      <w:r>
-        <w:rPr>
-          <w:rStyle w:val="VerbatimChar"/>
-        </w:rPr>
-        <w:t xml:space="preserve">arrange()</w:t>
-      </w:r>
-      <w:r>
-        <w:t xml:space="preserve"> </w:t>
-      </w:r>
-      <w:r>
-        <w:t xml:space="preserve">the result in descending order.</w:t>
-      </w:r>
-      <w:r>
-        <w:t xml:space="preserve"> </w:t>
-      </w:r>
+          <w:rStyle w:val="AttributeTok"/>
+        </w:rPr>
+        <w:t xml:space="preserve">mean_burnout =</w:t>
+      </w:r>
+      <w:r>
+        <w:rPr>
+          <w:rStyle w:val="NormalTok"/>
+        </w:rPr>
+        <w:t xml:space="preserve"> </w:t>
+      </w:r>
+      <w:r>
+        <w:rPr>
+          <w:rStyle w:val="FunctionTok"/>
+        </w:rPr>
+        <w:t xml:space="preserve">mean</w:t>
+      </w:r>
+      <w:r>
+        <w:rPr>
+          <w:rStyle w:val="NormalTok"/>
+        </w:rPr>
+        <w:t xml:space="preserve">(burnout), </w:t>
+      </w:r>
+      <w:r>
+        <w:rPr>
+          <w:rStyle w:val="AttributeTok"/>
+        </w:rPr>
+        <w:t xml:space="preserve">n =</w:t>
+      </w:r>
+      <w:r>
+        <w:rPr>
+          <w:rStyle w:val="NormalTok"/>
+        </w:rPr>
+        <w:t xml:space="preserve"> </w:t>
+      </w:r>
+      <w:r>
+        <w:rPr>
+          <w:rStyle w:val="FunctionTok"/>
+        </w:rPr>
+        <w:t xml:space="preserve">n</w:t>
+      </w:r>
+      <w:r>
+        <w:rPr>
+          <w:rStyle w:val="NormalTok"/>
+        </w:rPr>
+        <w:t xml:space="preserve">(), </w:t>
+      </w:r>
+      <w:r>
+        <w:rPr>
+          <w:rStyle w:val="AttributeTok"/>
+        </w:rPr>
+        <w:t xml:space="preserve">.by =</w:t>
+      </w:r>
+      <w:r>
+        <w:rPr>
+          <w:rStyle w:val="NormalTok"/>
+        </w:rPr>
+        <w:t xml:space="preserve"> facility) </w:t>
+      </w:r>
+      <w:r>
+        <w:rPr>
+          <w:rStyle w:val="SpecialCharTok"/>
+        </w:rPr>
+        <w:t xml:space="preserve">|&gt;</w:t>
+      </w:r>
+      <w:r>
+        <w:br/>
+      </w:r>
+      <w:r>
+        <w:rPr>
+          <w:rStyle w:val="NormalTok"/>
+        </w:rPr>
+        <w:t xml:space="preserve">  </w:t>
+      </w:r>
+      <w:r>
+        <w:rPr>
+          <w:rStyle w:val="FunctionTok"/>
+        </w:rPr>
+        <w:t xml:space="preserve">arrange</w:t>
+      </w:r>
+      <w:r>
+        <w:rPr>
+          <w:rStyle w:val="NormalTok"/>
+        </w:rPr>
+        <w:t xml:space="preserve">(</w:t>
+      </w:r>
+      <w:r>
+        <w:rPr>
+          <w:rStyle w:val="FunctionTok"/>
+        </w:rPr>
+        <w:t xml:space="preserve">desc</w:t>
+      </w:r>
+      <w:r>
+        <w:rPr>
+          <w:rStyle w:val="NormalTok"/>
+        </w:rPr>
+        <w:t xml:space="preserve">(mean_burnout))</w:t>
+      </w:r>
+      <w:r>
+        <w:br/>
+      </w:r>
+      <w:r>
+        <w:br/>
+      </w:r>
+      <w:r>
+        <w:rPr>
+          <w:rStyle w:val="FunctionTok"/>
+        </w:rPr>
+        <w:t xml:space="preserve">sd</w:t>
+      </w:r>
+      <w:r>
+        <w:rPr>
+          <w:rStyle w:val="NormalTok"/>
+        </w:rPr>
+        <w:t xml:space="preserve">(officers_clean</w:t>
+      </w:r>
+      <w:r>
+        <w:rPr>
+          <w:rStyle w:val="SpecialCharTok"/>
+        </w:rPr>
+        <w:t xml:space="preserve">$</w:t>
+      </w:r>
+      <w:r>
+        <w:rPr>
+          <w:rStyle w:val="NormalTok"/>
+        </w:rPr>
+        <w:t xml:space="preserve">burnout)</w:t>
+      </w:r>
+    </w:p>
+    <w:p>
+      <w:pPr>
+        <w:numPr>
+          <w:ilvl w:val="0"/>
+          <w:numId w:val="1000"/>
+        </w:numPr>
+      </w:pPr>
       <w:r>
         <w:rPr>
           <w:b/>
@@ -833,11 +1312,11 @@
         <w:t xml:space="preserve"> </w:t>
       </w:r>
       <w:r>
-        <w:t xml:space="preserve">which facility reports the highest average burnout, and is the gap between facilities large relative to burnout’s SD?</w:t>
-      </w:r>
-    </w:p>
-    <w:bookmarkEnd w:id="22"/>
-    <w:bookmarkStart w:id="23" w:name="X3c858a9f5282669a02cdb6b5ed0a1aefde373f5"/>
+        <w:t xml:space="preserve">which facility reports the highest average burnout, and is the gap between facilities large or small compared with the SD?</w:t>
+      </w:r>
+    </w:p>
+    <w:bookmarkEnd w:id="21"/>
+    <w:bookmarkStart w:id="22" w:name="X3c858a9f5282669a02cdb6b5ed0a1aefde373f5"/>
     <w:p>
       <w:pPr>
         <w:pStyle w:val="Heading2"/>
@@ -889,7 +1368,118 @@
         <w:t xml:space="preserve"> </w:t>
       </w:r>
       <w:r>
-        <w:t xml:space="preserve">data, fit</w:t>
+        <w:t xml:space="preserve">data (999s and all), fit:</w:t>
+      </w:r>
+    </w:p>
+    <w:p>
+      <w:pPr>
+        <w:pStyle w:val="SourceCode"/>
+        <w:numPr>
+          <w:ilvl w:val="0"/>
+          <w:numId w:val="1000"/>
+        </w:numPr>
+      </w:pPr>
+      <w:r>
+        <w:rPr>
+          <w:rStyle w:val="NormalTok"/>
+        </w:rPr>
+        <w:t xml:space="preserve">dirty_model </w:t>
+      </w:r>
+      <w:r>
+        <w:rPr>
+          <w:rStyle w:val="OtherTok"/>
+        </w:rPr>
+        <w:t xml:space="preserve">&lt;-</w:t>
+      </w:r>
+      <w:r>
+        <w:rPr>
+          <w:rStyle w:val="NormalTok"/>
+        </w:rPr>
+        <w:t xml:space="preserve"> </w:t>
+      </w:r>
+      <w:r>
+        <w:rPr>
+          <w:rStyle w:val="FunctionTok"/>
+        </w:rPr>
+        <w:t xml:space="preserve">lm</w:t>
+      </w:r>
+      <w:r>
+        <w:rPr>
+          <w:rStyle w:val="NormalTok"/>
+        </w:rPr>
+        <w:t xml:space="preserve">(burnout </w:t>
+      </w:r>
+      <w:r>
+        <w:rPr>
+          <w:rStyle w:val="SpecialCharTok"/>
+        </w:rPr>
+        <w:t xml:space="preserve">~</w:t>
+      </w:r>
+      <w:r>
+        <w:rPr>
+          <w:rStyle w:val="NormalTok"/>
+        </w:rPr>
+        <w:t xml:space="preserve"> overtime_hours_mo </w:t>
+      </w:r>
+      <w:r>
+        <w:rPr>
+          <w:rStyle w:val="SpecialCharTok"/>
+        </w:rPr>
+        <w:t xml:space="preserve">+</w:t>
+      </w:r>
+      <w:r>
+        <w:rPr>
+          <w:rStyle w:val="NormalTok"/>
+        </w:rPr>
+        <w:t xml:space="preserve"> sleep_hours, </w:t>
+      </w:r>
+      <w:r>
+        <w:rPr>
+          <w:rStyle w:val="AttributeTok"/>
+        </w:rPr>
+        <w:t xml:space="preserve">data =</w:t>
+      </w:r>
+      <w:r>
+        <w:rPr>
+          <w:rStyle w:val="NormalTok"/>
+        </w:rPr>
+        <w:t xml:space="preserve"> officers)</w:t>
+      </w:r>
+      <w:r>
+        <w:br/>
+      </w:r>
+      <w:r>
+        <w:rPr>
+          <w:rStyle w:val="FunctionTok"/>
+        </w:rPr>
+        <w:t xml:space="preserve">summary</w:t>
+      </w:r>
+      <w:r>
+        <w:rPr>
+          <w:rStyle w:val="NormalTok"/>
+        </w:rPr>
+        <w:t xml:space="preserve">(dirty_model)</w:t>
+      </w:r>
+    </w:p>
+    <w:p>
+      <w:pPr>
+        <w:numPr>
+          <w:ilvl w:val="0"/>
+          <w:numId w:val="1000"/>
+        </w:numPr>
+      </w:pPr>
+      <w:r>
+        <w:rPr>
+          <w:b/>
+          <w:bCs/>
+        </w:rPr>
+        <w:t xml:space="preserve">In a comment:</w:t>
+      </w:r>
+      <w:r>
+        <w:t xml:space="preserve"> </w:t>
+      </w:r>
+      <w:r>
+        <w:t xml:space="preserve">what is the sign of the</w:t>
       </w:r>
       <w:r>
         <w:t xml:space="preserve"> </w:t>
@@ -898,38 +1488,29 @@
         <w:rPr>
           <w:rStyle w:val="VerbatimChar"/>
         </w:rPr>
-        <w:t xml:space="preserve">lm(burnout ~ overtime_hours_mo + sleep_hours)</w:t>
-      </w:r>
-      <w:r>
-        <w:t xml:space="preserve">. Look at</w:t>
-      </w:r>
-      <w:r>
-        <w:t xml:space="preserve"> </w:t>
-      </w:r>
-      <w:r>
-        <w:rPr>
-          <w:rStyle w:val="VerbatimChar"/>
-        </w:rPr>
-        <w:t xml:space="preserve">summary()</w:t>
-      </w:r>
-      <w:r>
-        <w:t xml:space="preserve">, then make the residuals-vs-fitted plot from Lab 10.</w:t>
-      </w:r>
-      <w:r>
-        <w:t xml:space="preserve"> </w:t>
-      </w:r>
-      <w:r>
-        <w:rPr>
-          <w:b/>
-          <w:bCs/>
-        </w:rPr>
-        <w:t xml:space="preserve">In a comment:</w:t>
-      </w:r>
-      <w:r>
-        <w:t xml:space="preserve"> </w:t>
-      </w:r>
-      <w:r>
-        <w:t xml:space="preserve">what in the plot (and in the residual standard error) screams that something is wrong? Remember the outcome is supposed to live between 0 and 100.</w:t>
+        <w:t xml:space="preserve">sleep_hours</w:t>
+      </w:r>
+      <w:r>
+        <w:t xml:space="preserve"> </w:t>
+      </w:r>
+      <w:r>
+        <w:t xml:space="preserve">coefficient, and does it make sense that officers who sleep more would report</w:t>
+      </w:r>
+      <w:r>
+        <w:t xml:space="preserve"> </w:t>
+      </w:r>
+      <w:r>
+        <w:rPr>
+          <w:i/>
+          <w:iCs/>
+        </w:rPr>
+        <w:t xml:space="preserve">more</w:t>
+      </w:r>
+      <w:r>
+        <w:t xml:space="preserve"> </w:t>
+      </w:r>
+      <w:r>
+        <w:t xml:space="preserve">burnout?</w:t>
       </w:r>
     </w:p>
     <w:p>
@@ -950,7 +1531,118 @@
         <w:t xml:space="preserve"> </w:t>
       </w:r>
       <w:r>
-        <w:t xml:space="preserve">Same formula on</w:t>
+        <w:t xml:space="preserve">Same formula on the cleaned file:</w:t>
+      </w:r>
+    </w:p>
+    <w:p>
+      <w:pPr>
+        <w:pStyle w:val="SourceCode"/>
+        <w:numPr>
+          <w:ilvl w:val="0"/>
+          <w:numId w:val="1000"/>
+        </w:numPr>
+      </w:pPr>
+      <w:r>
+        <w:rPr>
+          <w:rStyle w:val="NormalTok"/>
+        </w:rPr>
+        <w:t xml:space="preserve">clean_model </w:t>
+      </w:r>
+      <w:r>
+        <w:rPr>
+          <w:rStyle w:val="OtherTok"/>
+        </w:rPr>
+        <w:t xml:space="preserve">&lt;-</w:t>
+      </w:r>
+      <w:r>
+        <w:rPr>
+          <w:rStyle w:val="NormalTok"/>
+        </w:rPr>
+        <w:t xml:space="preserve"> </w:t>
+      </w:r>
+      <w:r>
+        <w:rPr>
+          <w:rStyle w:val="FunctionTok"/>
+        </w:rPr>
+        <w:t xml:space="preserve">lm</w:t>
+      </w:r>
+      <w:r>
+        <w:rPr>
+          <w:rStyle w:val="NormalTok"/>
+        </w:rPr>
+        <w:t xml:space="preserve">(burnout </w:t>
+      </w:r>
+      <w:r>
+        <w:rPr>
+          <w:rStyle w:val="SpecialCharTok"/>
+        </w:rPr>
+        <w:t xml:space="preserve">~</w:t>
+      </w:r>
+      <w:r>
+        <w:rPr>
+          <w:rStyle w:val="NormalTok"/>
+        </w:rPr>
+        <w:t xml:space="preserve"> overtime_hours_mo </w:t>
+      </w:r>
+      <w:r>
+        <w:rPr>
+          <w:rStyle w:val="SpecialCharTok"/>
+        </w:rPr>
+        <w:t xml:space="preserve">+</w:t>
+      </w:r>
+      <w:r>
+        <w:rPr>
+          <w:rStyle w:val="NormalTok"/>
+        </w:rPr>
+        <w:t xml:space="preserve"> sleep_hours, </w:t>
+      </w:r>
+      <w:r>
+        <w:rPr>
+          <w:rStyle w:val="AttributeTok"/>
+        </w:rPr>
+        <w:t xml:space="preserve">data =</w:t>
+      </w:r>
+      <w:r>
+        <w:rPr>
+          <w:rStyle w:val="NormalTok"/>
+        </w:rPr>
+        <w:t xml:space="preserve"> officers_clean)</w:t>
+      </w:r>
+      <w:r>
+        <w:br/>
+      </w:r>
+      <w:r>
+        <w:rPr>
+          <w:rStyle w:val="FunctionTok"/>
+        </w:rPr>
+        <w:t xml:space="preserve">summary</w:t>
+      </w:r>
+      <w:r>
+        <w:rPr>
+          <w:rStyle w:val="NormalTok"/>
+        </w:rPr>
+        <w:t xml:space="preserve">(clean_model)</w:t>
+      </w:r>
+    </w:p>
+    <w:p>
+      <w:pPr>
+        <w:numPr>
+          <w:ilvl w:val="0"/>
+          <w:numId w:val="1000"/>
+        </w:numPr>
+      </w:pPr>
+      <w:r>
+        <w:rPr>
+          <w:b/>
+          <w:bCs/>
+        </w:rPr>
+        <w:t xml:space="preserve">In a comment:</w:t>
+      </w:r>
+      <w:r>
+        <w:t xml:space="preserve"> </w:t>
+      </w:r>
+      <w:r>
+        <w:t xml:space="preserve">compare the</w:t>
       </w:r>
       <w:r>
         <w:t xml:space="preserve"> </w:t>
@@ -959,26 +1651,13 @@
         <w:rPr>
           <w:rStyle w:val="VerbatimChar"/>
         </w:rPr>
-        <w:t xml:space="preserve">officers_clean</w:t>
-      </w:r>
-      <w:r>
-        <w:t xml:space="preserve">.</w:t>
-      </w:r>
-      <w:r>
-        <w:t xml:space="preserve"> </w:t>
-      </w:r>
-      <w:r>
-        <w:rPr>
-          <w:b/>
-          <w:bCs/>
-        </w:rPr>
-        <w:t xml:space="preserve">In a comment:</w:t>
-      </w:r>
-      <w:r>
-        <w:t xml:space="preserve"> </w:t>
-      </w:r>
-      <w:r>
-        <w:t xml:space="preserve">compare the residual standard error across the two fits, and explain</w:t>
+        <w:t xml:space="preserve">sleep_hours</w:t>
+      </w:r>
+      <w:r>
+        <w:t xml:space="preserve"> </w:t>
+      </w:r>
+      <w:r>
+        <w:t xml:space="preserve">coefficient across the two fits, and explain</w:t>
       </w:r>
       <w:r>
         <w:t xml:space="preserve"> </w:t>
@@ -994,7 +1673,7 @@
         <w:t xml:space="preserve"> </w:t>
       </w:r>
       <w:r>
-        <w:t xml:space="preserve">a handful of 999s did that much damage. (Think about what least squares does to a residual of ~900 when it</w:t>
+        <w:t xml:space="preserve">a handful of 999s did that much damage. (Think about what least squares does to a miss of ~900 when it</w:t>
       </w:r>
       <w:r>
         <w:t xml:space="preserve"> </w:t>
@@ -1031,7 +1710,7 @@
         <w:t xml:space="preserve"> </w:t>
       </w:r>
       <w:r>
-        <w:t xml:space="preserve">Look at the coefficients and</w:t>
+        <w:t xml:space="preserve">Look at the coefficients and their confidence intervals with</w:t>
       </w:r>
       <w:r>
         <w:t xml:space="preserve"> </w:t>
@@ -1040,19 +1719,7 @@
         <w:rPr>
           <w:rStyle w:val="VerbatimChar"/>
         </w:rPr>
-        <w:t xml:space="preserve">confint()</w:t>
-      </w:r>
-      <w:r>
-        <w:t xml:space="preserve">, and run</w:t>
-      </w:r>
-      <w:r>
-        <w:t xml:space="preserve"> </w:t>
-      </w:r>
-      <w:r>
-        <w:rPr>
-          <w:rStyle w:val="VerbatimChar"/>
-        </w:rPr>
-        <w:t xml:space="preserve">vif()</w:t>
+        <w:t xml:space="preserve">confint(clean_model)</w:t>
       </w:r>
       <w:r>
         <w:t xml:space="preserve">.</w:t>
@@ -1119,18 +1786,6 @@
     </w:p>
     <w:p>
       <w:pPr>
-        <w:pStyle w:val="Compact"/>
-        <w:numPr>
-          <w:ilvl w:val="1"/>
-          <w:numId w:val="1003"/>
-        </w:numPr>
-      </w:pPr>
-      <w:r>
-        <w:t xml:space="preserve">What does the VIF tell you about these two predictors?</w:t>
-      </w:r>
-    </w:p>
-    <w:p>
-      <w:pPr>
         <w:numPr>
           <w:ilvl w:val="0"/>
           <w:numId w:val="1002"/>
@@ -1324,30 +1979,6 @@
         <w:rPr>
           <w:rStyle w:val="NormalTok"/>
         </w:rPr>
-        <w:t xml:space="preserve">, </w:t>
-      </w:r>
-      <w:r>
-        <w:rPr>
-          <w:rStyle w:val="AttributeTok"/>
-        </w:rPr>
-        <w:t xml:space="preserve">refresh =</w:t>
-      </w:r>
-      <w:r>
-        <w:rPr>
-          <w:rStyle w:val="NormalTok"/>
-        </w:rPr>
-        <w:t xml:space="preserve"> </w:t>
-      </w:r>
-      <w:r>
-        <w:rPr>
-          <w:rStyle w:val="DecValTok"/>
-        </w:rPr>
-        <w:t xml:space="preserve">0</w:t>
-      </w:r>
-      <w:r>
-        <w:rPr>
-          <w:rStyle w:val="NormalTok"/>
-        </w:rPr>
         <w:t xml:space="preserve">)</w:t>
       </w:r>
       <w:r>
@@ -1384,11 +2015,11 @@
         <w:t xml:space="preserve"> </w:t>
       </w:r>
       <w:r>
-        <w:t xml:space="preserve">do the 95% credible intervals include 0? Write one Bayesian sentence about the sleep coefficient, and say whether the two traditions agree here.</w:t>
-      </w:r>
-    </w:p>
-    <w:bookmarkEnd w:id="23"/>
-    <w:bookmarkStart w:id="27" w:name="part-3-project-checkpoint-3"/>
+        <w:t xml:space="preserve">do the 95% credible intervals include 0? Write one Bayesian sentence about the sleep coefficient (where does most of its posterior sit?), and say whether the two traditions agree here.</w:t>
+      </w:r>
+    </w:p>
+    <w:bookmarkEnd w:id="22"/>
+    <w:bookmarkStart w:id="26" w:name="part-3-project-checkpoint-3"/>
     <w:p>
       <w:pPr>
         <w:pStyle w:val="Heading2"/>
@@ -1400,7 +2031,7 @@
     <w:tbl>
       <w:tblPr>
         <w:tblStyle w:val="Table"/>
-        <w:tblLook w:firstRow="0" w:lastRow="0" w:firstColumn="0" w:lastColumn="0" w:noHBand="0" w:noVBand="0" w:val="0000"/>
+        <w:tblInd w:w="164" w:type="dxa"/>
         <w:tblBorders>
           <w:left w:val="single" w:sz="24" w:space="0" w:color="CC1914"/>
         </w:tblBorders>
@@ -1408,8 +2039,11 @@
           <w:left w:w="0" w:type="dxa"/>
           <w:right w:w="0" w:type="dxa"/>
         </w:tblCellMar>
-        <w:tblInd w:w="164" w:type="dxa"/>
+        <w:tblLook w:firstRow="0" w:lastRow="0" w:firstColumn="0" w:lastColumn="0" w:noHBand="0" w:noVBand="0" w:val="0000"/>
       </w:tblPr>
+      <w:tblGrid>
+        <w:gridCol w:w="7920"/>
+      </w:tblGrid>
       <w:tr>
         <w:trPr>
           <w:cantSplit/>
@@ -1434,18 +2068,18 @@
                 <wp:inline>
                   <wp:extent cx="152400" cy="152400"/>
                   <wp:effectExtent b="0" l="0" r="0" t="0"/>
-                  <wp:docPr descr="" title="" id="25" name="Picture"/>
+                  <wp:docPr descr="" title="" id="24" name="Picture"/>
                   <a:graphic>
                     <a:graphicData uri="http://schemas.openxmlformats.org/drawingml/2006/picture">
                       <pic:pic>
                         <pic:nvPicPr>
-                          <pic:cNvPr descr="/Applications/RStudio.app/Contents/Resources/app/quarto/share/formats/docx/important.png" id="26" name="Picture"/>
+                          <pic:cNvPr descr="/Users/mourtgosstudio/opt/share/formats/docx/important.png" id="25" name="Picture"/>
                           <pic:cNvPicPr>
                             <a:picLocks noChangeArrowheads="1" noChangeAspect="1"/>
                           </pic:cNvPicPr>
                         </pic:nvPicPr>
                         <pic:blipFill>
-                          <a:blip r:embed="rId24"/>
+                          <a:blip r:embed="rId23"/>
                           <a:stretch>
                             <a:fillRect/>
                           </a:stretch>
@@ -1785,13 +2419,29 @@
           <w:b/>
           <w:bCs/>
         </w:rPr>
-        <w:t xml:space="preserve">One diagnostic check:</w:t>
-      </w:r>
-      <w:r>
-        <w:t xml:space="preserve"> </w:t>
-      </w:r>
-      <w:r>
-        <w:t xml:space="preserve">a residuals-vs-fitted plot</w:t>
+        <w:t xml:space="preserve">Write a short paragraph</w:t>
+      </w:r>
+      <w:r>
+        <w:t xml:space="preserve"> </w:t>
+      </w:r>
+      <w:r>
+        <w:t xml:space="preserve">(comment block, roughly 5 to 8 sentences): what does this first model say about your research question? Which coefficient is most interesting, and is its direction what you predicted in Checkpoint 1? Name</w:t>
+      </w:r>
+      <w:r>
+        <w:t xml:space="preserve"> </w:t>
+      </w:r>
+      <w:r>
+        <w:rPr>
+          <w:b/>
+          <w:bCs/>
+        </w:rPr>
+        <w:t xml:space="preserve">one lurking variable your model cannot hold constant</w:t>
+      </w:r>
+      <w:r>
+        <w:t xml:space="preserve"> </w:t>
+      </w:r>
+      <w:r>
+        <w:t xml:space="preserve">because your dataset doesn’t measure it. And if anything looks broken (a nonsense coefficient, an outcome that clearly isn’t continuous), say so plainly and come see me. Catching it</w:t>
       </w:r>
       <w:r>
         <w:t xml:space="preserve"> </w:t>
@@ -1801,68 +2451,6 @@
           <w:i/>
           <w:iCs/>
         </w:rPr>
-        <w:t xml:space="preserve">or</w:t>
-      </w:r>
-      <w:r>
-        <w:t xml:space="preserve"> </w:t>
-      </w:r>
-      <w:r>
-        <w:rPr>
-          <w:rStyle w:val="VerbatimChar"/>
-        </w:rPr>
-        <w:t xml:space="preserve">vif()</w:t>
-      </w:r>
-      <w:r>
-        <w:t xml:space="preserve"> </w:t>
-      </w:r>
-      <w:r>
-        <w:t xml:space="preserve">(VIF only makes sense with 2+ predictors; running both earns no extra credit but will earn my respect). One comment on what it shows.</w:t>
-      </w:r>
-    </w:p>
-    <w:p>
-      <w:pPr>
-        <w:numPr>
-          <w:ilvl w:val="0"/>
-          <w:numId w:val="1004"/>
-        </w:numPr>
-      </w:pPr>
-      <w:r>
-        <w:rPr>
-          <w:b/>
-          <w:bCs/>
-        </w:rPr>
-        <w:t xml:space="preserve">Write a short paragraph</w:t>
-      </w:r>
-      <w:r>
-        <w:t xml:space="preserve"> </w:t>
-      </w:r>
-      <w:r>
-        <w:t xml:space="preserve">(comment block, roughly 5 to 8 sentences): what does this first model say about your research question? Which coefficient is most interesting, and is its direction what you predicted in Checkpoint 1? Name</w:t>
-      </w:r>
-      <w:r>
-        <w:t xml:space="preserve"> </w:t>
-      </w:r>
-      <w:r>
-        <w:rPr>
-          <w:b/>
-          <w:bCs/>
-        </w:rPr>
-        <w:t xml:space="preserve">one lurking variable your model cannot hold constant</w:t>
-      </w:r>
-      <w:r>
-        <w:t xml:space="preserve"> </w:t>
-      </w:r>
-      <w:r>
-        <w:t xml:space="preserve">because your dataset doesn’t measure it. And if anything looks broken (a nonsense coefficient, an outcome that clearly isn’t continuous, residuals doing something alarming), say so plainly and come see me. Catching it</w:t>
-      </w:r>
-      <w:r>
-        <w:t xml:space="preserve"> </w:t>
-      </w:r>
-      <w:r>
-        <w:rPr>
-          <w:i/>
-          <w:iCs/>
-        </w:rPr>
         <w:t xml:space="preserve">now</w:t>
       </w:r>
       <w:r>
@@ -1872,7 +2460,7 @@
         <w:t xml:space="preserve">is the checkpoint working.</w:t>
       </w:r>
     </w:p>
-    <w:bookmarkEnd w:id="27"/>
+    <w:bookmarkEnd w:id="26"/>
     <w:sectPr>
       <w:footnotePr>
         <w:numRestart w:val="eachSect"/>

--- a/homework/hw-11.docx
+++ b/homework/hw-11.docx
@@ -2031,7 +2031,7 @@
     <w:tbl>
       <w:tblPr>
         <w:tblStyle w:val="Table"/>
-        <w:tblInd w:w="164" w:type="dxa"/>
+        <w:tblLook w:firstRow="0" w:lastRow="0" w:firstColumn="0" w:lastColumn="0" w:noHBand="0" w:noVBand="0" w:val="0000"/>
         <w:tblBorders>
           <w:left w:val="single" w:sz="24" w:space="0" w:color="CC1914"/>
         </w:tblBorders>
@@ -2039,11 +2039,8 @@
           <w:left w:w="0" w:type="dxa"/>
           <w:right w:w="0" w:type="dxa"/>
         </w:tblCellMar>
-        <w:tblLook w:firstRow="0" w:lastRow="0" w:firstColumn="0" w:lastColumn="0" w:noHBand="0" w:noVBand="0" w:val="0000"/>
+        <w:tblInd w:w="164" w:type="dxa"/>
       </w:tblPr>
-      <w:tblGrid>
-        <w:gridCol w:w="7920"/>
-      </w:tblGrid>
       <w:tr>
         <w:trPr>
           <w:cantSplit/>
@@ -2073,7 +2070,7 @@
                     <a:graphicData uri="http://schemas.openxmlformats.org/drawingml/2006/picture">
                       <pic:pic>
                         <pic:nvPicPr>
-                          <pic:cNvPr descr="/Users/mourtgosstudio/opt/share/formats/docx/important.png" id="25" name="Picture"/>
+                          <pic:cNvPr descr="/Applications/RStudio.app/Contents/Resources/app/quarto/share/formats/docx/important.png" id="25" name="Picture"/>
                           <pic:cNvPicPr>
                             <a:picLocks noChangeArrowheads="1" noChangeAspect="1"/>
                           </pic:cNvPicPr>
